--- a/Water_Quality_IoT_Documentation.docx
+++ b/Water_Quality_IoT_Documentation.docx
@@ -528,15 +528,7 @@
                 <w:color w:val="FFFFFF"/>
                 <w:sz w:val="20"/>
               </w:rPr>
-              <w:t>Pop Patric</w:t>
-            </w:r>
-            <w:r>
-              <w:rPr>
-                <w:b/>
-                <w:color w:val="FFFFFF"/>
-                <w:sz w:val="20"/>
-              </w:rPr>
-              <w:t xml:space="preserve"> (Hardware &amp; Cloud)</w:t>
+              <w:t>Pop Patric (Hardware &amp; Cloud)</w:t>
             </w:r>
           </w:p>
         </w:tc>
@@ -555,15 +547,7 @@
                 <w:color w:val="FFFFFF"/>
                 <w:sz w:val="20"/>
               </w:rPr>
-              <w:t>Cristea Laur Alexandru</w:t>
-            </w:r>
-            <w:r>
-              <w:rPr>
-                <w:b/>
-                <w:color w:val="FFFFFF"/>
-                <w:sz w:val="20"/>
-              </w:rPr>
-              <w:t xml:space="preserve"> (Backend &amp; Frontend)</w:t>
+              <w:t>Cristea Laur Alexandru (Backend &amp; Frontend)</w:t>
             </w:r>
           </w:p>
         </w:tc>
@@ -4206,7 +4190,26 @@
     </w:p>
     <w:p>
       <w:r>
-        <w:t>The dashboard is a single-page application built with Bootstrap 5 and Chart.js 4. It auto-refreshes every 10 seconds using JavaScript fetch() calls to the API endpoints. Features include colour-coded sensor cards, rolling line charts, an anomaly indicators panel with per-sensor attribution, and an alert log.</w:t>
+        <w:t xml:space="preserve">The dashboard is a single-page application built with Bootstrap 5 and Chart.js 4. It auto-refreshes every 10 seconds using JavaScript fetch() calls to the API endpoints. Features include </w:t>
+      </w:r>
+      <w:proofErr w:type="spellStart"/>
+      <w:r>
+        <w:t>colour</w:t>
+      </w:r>
+      <w:proofErr w:type="spellEnd"/>
+      <w:r>
+        <w:t xml:space="preserve">-coded sensor </w:t>
+      </w:r>
+      <w:proofErr w:type="spellStart"/>
+      <w:r>
+        <w:t>ate</w:t>
+      </w:r>
+      <w:r>
+        <w:t>cards</w:t>
+      </w:r>
+      <w:proofErr w:type="spellEnd"/>
+      <w:r>
+        <w:t>, rolling line charts, an anomaly indicators panel with per-sensor attribution, and an alert log.</w:t>
       </w:r>
     </w:p>
     <w:p>
@@ -4698,6 +4701,9 @@
       </w:pPr>
       <w:r>
         <w:t>4.1 Sensor Testing and Calibration Validation</w:t>
+      </w:r>
+      <w:r>
+        <w:t xml:space="preserve"> </w:t>
       </w:r>
     </w:p>
     <w:p>
@@ -5506,7 +5512,13 @@
         <w:t xml:space="preserve">Documentation: </w:t>
       </w:r>
       <w:r>
-        <w:t>Generating project documentation, including this document, and maintaining the PROJECT_CONTEXT.md file as a living reference for the project.</w:t>
+        <w:t>Generating project documentation</w:t>
+      </w:r>
+      <w:r>
+        <w:t xml:space="preserve"> for each step to understand the workflow and work split better</w:t>
+      </w:r>
+      <w:r>
+        <w:t xml:space="preserve"> and maintaining the PROJECT_CONTEXT.md file as a living reference for the project.</w:t>
       </w:r>
     </w:p>
     <w:p/>

--- a/Water_Quality_IoT_Documentation.docx
+++ b/Water_Quality_IoT_Documentation.docx
@@ -89,7 +89,13 @@
           <w:color w:val="646464"/>
         </w:rPr>
         <w:br/>
-        <w:t>2025</w:t>
+        <w:t>202</w:t>
+      </w:r>
+      <w:r>
+        <w:rPr>
+          <w:color w:val="646464"/>
+        </w:rPr>
+        <w:t>6</w:t>
       </w:r>
     </w:p>
     <w:p>
@@ -454,7 +460,7 @@
         <w:pStyle w:val="ListBullet"/>
       </w:pPr>
       <w:r>
-        <w:t>Email/SMS notifications via Amazon SNS for confirmed critical events</w:t>
+        <w:t>Email notifications via Amazon SNS for confirmed critical events</w:t>
       </w:r>
     </w:p>
     <w:p>
@@ -4158,7 +4164,7 @@
               <w:rPr>
                 <w:sz w:val="20"/>
               </w:rPr>
-              <w:t>Email/SMS notifications</w:t>
+              <w:t>Email notifications</w:t>
             </w:r>
           </w:p>
         </w:tc>
@@ -4326,14 +4332,24 @@
     <w:p>
       <w:pPr>
         <w:pStyle w:val="Heading2"/>
+        <w:jc w:val="right"/>
       </w:pPr>
       <w:r>
         <w:t>3.6 Smart Alerting System</w:t>
       </w:r>
     </w:p>
     <w:p>
-      <w:r>
-        <w:t>The system uses a two-layer alerting approach to reduce false positives and alert fatigue. An SNS notification (email/SMS) is sent ONLY when both layers agree there is a problem:</w:t>
+      <w:pPr>
+        <w:jc w:val="right"/>
+      </w:pPr>
+      <w:r>
+        <w:t>The system uses a two-layer alerting approach to reduce false positives and alert fatigue. An SNS notification (emai</w:t>
+      </w:r>
+      <w:r>
+        <w:t>l</w:t>
+      </w:r>
+      <w:r>
+        <w:t>) is sent ONLY when both layers agree there is a problem:</w:t>
       </w:r>
     </w:p>
     <w:tbl>
@@ -4449,7 +4465,7 @@
               <w:rPr>
                 <w:sz w:val="20"/>
               </w:rPr>
-              <w:t>🚨 CRITICAL alert sent via SNS (email/SMS)</w:t>
+              <w:t>🚨 CRITICAL alert sent via SNS (email)</w:t>
             </w:r>
           </w:p>
         </w:tc>
@@ -4595,7 +4611,13 @@
     </w:tbl>
     <w:p>
       <w:r>
-        <w:t>This design means that noise spikes (which breach a threshold momentarily but the ML model recognises as normal) do not trigger alerts. Conversely, if the ML model detects an unusual pattern but no safety threshold is breached, the event is logged on the dashboard but does not send an email/SMS notification. The user can see all ML-flagged anomalies on the dashboard.</w:t>
+        <w:t>This design means that noise spikes (which breach a threshold momentarily but the ML model recognises as normal) do not trigger alerts. Conversely, if the ML model detects an unusual pattern but no safety threshold is breached, the event is logged on the dashboard but does not send an email</w:t>
+      </w:r>
+      <w:r>
+        <w:t xml:space="preserve"> </w:t>
+      </w:r>
+      <w:r>
+        <w:t>notification. The user can see all ML-flagged anomalies on the dashboard.</w:t>
       </w:r>
     </w:p>
     <w:p>
@@ -5619,7 +5641,7 @@
     </w:p>
     <w:p>
       <w:r>
-        <w:t>The LSTM Autoencoder achieves an ROC AUC of 0.946 and F1 Score of 0.818 on the test set, confirming its ability to distinguish normal water quality patterns from anomalies. The two-layer alerting system (threshold + ML gating) ensures that only confirmed anomalies trigger email/SMS notifications, addressing the known problem of alert fatigue in IoT monitoring systems.</w:t>
+        <w:t>The LSTM Autoencoder achieves an ROC AUC of 0.946 and F1 Score of 0.818 on the test set, confirming its ability to distinguish normal water quality patterns from anomalies. The two-layer alerting system (threshold + ML gating) ensures that only confirmed anomalies trigger email notifications, addressing the known problem of alert fatigue in IoT monitoring systems.</w:t>
       </w:r>
     </w:p>
     <w:p>
